--- a/word_reports/LP_0244_위치_236_Milva_Milva in Seoul.docx
+++ b/word_reports/LP_0244_위치_236_Milva_Milva in Seoul.docx
@@ -4,7 +4,7 @@
   <w:body>
     <w:p>
       <w:pPr>
-        <w:spacing w:after="280"/>
+        <w:spacing w:after="80"/>
       </w:pPr>
       <w:r>
         <w:rPr w:rFonts="맑은 고딕">
@@ -13,94 +13,47 @@
           <w:color w:val="1E3A8A"/>
           <w:sz w:val="30"/>
         </w:rPr>
-        <w:t>[236] Milva - Milva in Seoul</w:t>
+        <w:t>Milva (밀바) - Milva in Seoul</w:t>
       </w:r>
     </w:p>
     <w:p>
       <w:pPr>
-        <w:spacing w:after="320"/>
+        <w:spacing w:after="240"/>
       </w:pPr>
       <w:r>
         <w:rPr w:rFonts="맑은 고딕">
           <w:rFonts w:ascii="맑은 고딕" w:hAnsi="맑은 고딕" w:eastAsia="맑은 고딕"/>
           <w:b/>
-          <w:sz w:val="20"/>
+          <w:color w:val="4B5563"/>
+          <w:sz w:val="22"/>
         </w:rPr>
-        <w:t>■ 위치 : 236</w:t>
-        <w:br/>
-      </w:r>
-      <w:r>
-        <w:rPr w:rFonts="맑은 고딕">
-          <w:rFonts w:ascii="맑은 고딕" w:hAnsi="맑은 고딕" w:eastAsia="맑은 고딕"/>
-          <w:b/>
-          <w:sz w:val="20"/>
-        </w:rPr>
-        <w:t>■ 아티스트 : Milva</w:t>
-        <w:br/>
-      </w:r>
-      <w:r>
-        <w:rPr w:rFonts="맑은 고딕">
-          <w:rFonts w:ascii="맑은 고딕" w:hAnsi="맑은 고딕" w:eastAsia="맑은 고딕"/>
-          <w:b/>
-          <w:sz w:val="20"/>
-        </w:rPr>
-        <w:t>■ 앨범명 : Milva in Seoul</w:t>
-        <w:br/>
-      </w:r>
-      <w:r>
-        <w:rPr w:rFonts="맑은 고딕">
-          <w:rFonts w:ascii="맑은 고딕" w:hAnsi="맑은 고딕" w:eastAsia="맑은 고딕"/>
-          <w:b w:val="0"/>
-          <w:sz w:val="20"/>
-        </w:rPr>
-        <w:t>■ 음반 레이블 : Ricordi / Oasis Records (리코르디 / 오아시스 레코드)</w:t>
-        <w:br/>
-      </w:r>
-      <w:r>
-        <w:rPr w:rFonts="맑은 고딕">
-          <w:rFonts w:ascii="맑은 고딕" w:hAnsi="맑은 고딕" w:eastAsia="맑은 고딕"/>
-          <w:b w:val="0"/>
-          <w:sz w:val="20"/>
-        </w:rPr>
-        <w:t>■ 발매년도 : 1972</w:t>
-        <w:br/>
-      </w:r>
-      <w:r>
-        <w:rPr w:rFonts="맑은 고딕">
-          <w:rFonts w:ascii="맑은 고딕" w:hAnsi="맑은 고딕" w:eastAsia="맑은 고딕"/>
-          <w:b w:val="0"/>
-          <w:sz w:val="20"/>
-        </w:rPr>
-        <w:t>■ 장르 : 칸초네 (Canzone), 샹송 (Chanson), 월드 뮤직 (World Music)</w:t>
-        <w:br/>
-      </w:r>
-      <w:r>
-        <w:rPr w:rFonts="맑은 고딕">
-          <w:rFonts w:ascii="맑은 고딕" w:hAnsi="맑은 고딕" w:eastAsia="맑은 고딕"/>
-          <w:b w:val="0"/>
-          <w:sz w:val="20"/>
-        </w:rPr>
-        <w:t>■ 주요 수록곡 : 1. L'immensità (서글픈 사랑 / 눈물 속에 시달린 마음)</w:t>
-        <w:br/>
+        <w:t>위치 :  236</w:t>
       </w:r>
     </w:p>
     <w:p>
       <w:pPr>
-        <w:spacing w:after="160"/>
+        <w:spacing w:line="324" w:lineRule="auto" w:before="80" w:after="160"/>
       </w:pPr>
       <w:r>
         <w:rPr w:rFonts="맑은 고딕">
           <w:rFonts w:ascii="맑은 고딕" w:hAnsi="맑은 고딕" w:eastAsia="맑은 고딕"/>
           <w:b/>
           <w:color w:val="1F2937"/>
-          <w:sz w:val="24"/>
+          <w:sz w:val="22"/>
         </w:rPr>
-        <w:t>■ 음반 해설 및 감상 가이드</w:t>
+        <w:t xml:space="preserve">[음반 소개] </w:t>
+      </w:r>
+      <w:r>
+        <w:rPr w:rFonts="맑은 고딕">
+          <w:rFonts w:ascii="맑은 고딕" w:hAnsi="맑은 고딕" w:eastAsia="맑은 고딕"/>
+          <w:b w:val="0"/>
+          <w:sz w:val="21"/>
+        </w:rPr>
       </w:r>
     </w:p>
     <w:p>
       <w:pPr>
-        <w:spacing w:line="312" w:lineRule="auto" w:after="120"/>
+        <w:spacing w:line="324" w:lineRule="auto" w:after="120"/>
       </w:pPr>
       <w:r>
         <w:rPr w:rFonts="맑은 고딕">
@@ -108,51 +61,516 @@
           <w:b w:val="0"/>
           <w:sz w:val="21"/>
         </w:rPr>
-        <w:t>'붉은 여왕(La Rossa)'이라는 애칭으로 불리며 20세기 유럽 대중음악사에 거대한 족적을 남긴 이탈리아의 전설적인 디바, 밀바(Milva)가 한국 팬들과 나누었던 뜨거운 교감을 담아낸 역사적 음반입니다. 1970년대 초반, 서정적이면서도 드라마틱한 칸초네와 샹송은 한국 음악 팬들의 심금을 울렸으며 그 중심에는 단연 밀바가 있었습니다. 본 음반은 1972년 밀바의 내한 성황을 기념하여 그녀의 대표적인 명곡들과 내한 당시의 감동을 한국 리스너들을 위해 특별히 기획 및 발매한 뜻깊은 아카이브입니다.</w:t>
+        <w:t>붉은 갈기의 프리마돈나, 밀바(Milva)가 토해내는 지중해의 태양과 비장미가 대한민국 서울의 무대 위에서 찬란하게 개화한 역사적인 실황의 기록입니다. 칸초네 특유의 폭발적인 성량과 베르톨트 브레히트의 서사극에서 단련된 깊은 내면의 연극적 호흡이 한데 어우러져, 듣는 이의 영혼을 단숨에 전율케 합니다. 한국인이 지닌 특유의 정서적 '한(恨)'과 이탈리아 남부의 처연한 멜로드라마가 완벽한 조화를 이루며 국경을 초월한 음악적 교감을 이룩해 낸 기념비적인 명반입니다.</w:t>
       </w:r>
     </w:p>
     <w:p>
       <w:pPr>
-        <w:spacing w:line="312" w:lineRule="auto" w:after="120"/>
+        <w:spacing w:line="324" w:lineRule="auto" w:before="200" w:after="80"/>
       </w:pPr>
+      <w:r>
+        <w:rPr w:rFonts="맑은 고딕">
+          <w:rFonts w:ascii="맑은 고딕" w:hAnsi="맑은 고딕" w:eastAsia="맑은 고딕"/>
+          <w:b/>
+          <w:color w:val="1E3A8A"/>
+          <w:sz w:val="24"/>
+        </w:rPr>
+        <w:t>1. 음반 데이터</w:t>
+      </w:r>
+    </w:p>
+    <w:p>
+      <w:pPr>
+        <w:spacing w:line="324" w:lineRule="auto" w:after="80"/>
+      </w:pPr>
+      <w:r>
+        <w:rPr w:rFonts="맑은 고딕">
+          <w:rFonts w:ascii="맑은 고딕" w:hAnsi="맑은 고딕" w:eastAsia="맑은 고딕"/>
+          <w:b w:val="0"/>
+          <w:color w:val="6B7280"/>
+          <w:sz w:val="21"/>
+        </w:rPr>
+        <w:t xml:space="preserve">· </w:t>
+      </w:r>
+      <w:r>
+        <w:rPr w:rFonts="맑은 고딕">
+          <w:rFonts w:ascii="맑은 고딕" w:hAnsi="맑은 고딕" w:eastAsia="맑은 고딕"/>
+          <w:b/>
+          <w:color w:val="1F2937"/>
+          <w:sz w:val="21"/>
+        </w:rPr>
+        <w:t xml:space="preserve">앨범명: </w:t>
+      </w:r>
       <w:r>
         <w:rPr w:rFonts="맑은 고딕">
           <w:rFonts w:ascii="맑은 고딕" w:hAnsi="맑은 고딕" w:eastAsia="맑은 고딕"/>
           <w:b w:val="0"/>
           <w:sz w:val="21"/>
         </w:rPr>
-        <w:t>밀바의 음색은 그녀의 상징인 붉은 머리카락만큼이나 강렬하고 짙은 페이소스(Pathos)를 품고 있습니다. 압도적인 성량과 깊은 중저음, 그리고 곡의 서사를 완벽히 지배하는 그녀 특유의 연극적 표현력은 이 앨범에서 정점에 달합니다. 아스토르 피아졸라와의 탱고 협업이나 쿠르트 바일의 음악극 재해석 등 장르의 경계를 넘어섰던 거장답게, 수록된 한 곡 한 곡마다 한 편의 비극 영화나 고전 연극을 관람하는 듯한 깊은 예술적 몰입감을 선사합니다.</w:t>
+        <w:t>Milva in Seoul</w:t>
       </w:r>
     </w:p>
     <w:p>
       <w:pPr>
-        <w:spacing w:line="312" w:lineRule="auto" w:after="120"/>
+        <w:spacing w:line="324" w:lineRule="auto" w:after="80"/>
       </w:pPr>
+      <w:r>
+        <w:rPr w:rFonts="맑은 고딕">
+          <w:rFonts w:ascii="맑은 고딕" w:hAnsi="맑은 고딕" w:eastAsia="맑은 고딕"/>
+          <w:b w:val="0"/>
+          <w:color w:val="6B7280"/>
+          <w:sz w:val="21"/>
+        </w:rPr>
+        <w:t xml:space="preserve">· </w:t>
+      </w:r>
+      <w:r>
+        <w:rPr w:rFonts="맑은 고딕">
+          <w:rFonts w:ascii="맑은 고딕" w:hAnsi="맑은 고딕" w:eastAsia="맑은 고딕"/>
+          <w:b/>
+          <w:color w:val="1F2937"/>
+          <w:sz w:val="21"/>
+        </w:rPr>
+        <w:t xml:space="preserve">아티스트: </w:t>
+      </w:r>
       <w:r>
         <w:rPr w:rFonts="맑은 고딕">
           <w:rFonts w:ascii="맑은 고딕" w:hAnsi="맑은 고딕" w:eastAsia="맑은 고딕"/>
           <w:b w:val="0"/>
           <w:sz w:val="21"/>
         </w:rPr>
-        <w:t>음반의 상징과도 같은 'L'immensità'는 국내에서 오랫동안 큰 사랑을 받아온 클래식으로, 절제된 슬픔으로 시작해 폭발하듯 분출하는 밀바 전매특허의 가창력이 돋보이는 명곡입니다. 이탈리아 민중의 삶을 경쾌한 리듬으로 풀어낸 'La Filanda'와 찬란한 열정을 노래하는 'Aria Di Festa'는 그녀의 다채로운 팔색조 매력을 입증합니다. 또한 아란후에스 협주곡의 선율에 가사를 얹은 'Aranjuez Mon Amour'에서는 현악 오케스트라와 어우러지는 묵직한 보컬이 청자에게 잊을 수 없는 여운을 남깁니다.</w:t>
+        <w:t>Milva (밀바)</w:t>
       </w:r>
     </w:p>
     <w:p>
       <w:pPr>
-        <w:spacing w:line="312" w:lineRule="auto" w:after="120"/>
+        <w:spacing w:line="324" w:lineRule="auto" w:after="80"/>
       </w:pPr>
+      <w:r>
+        <w:rPr w:rFonts="맑은 고딕">
+          <w:rFonts w:ascii="맑은 고딕" w:hAnsi="맑은 고딕" w:eastAsia="맑은 고딕"/>
+          <w:b w:val="0"/>
+          <w:color w:val="6B7280"/>
+          <w:sz w:val="21"/>
+        </w:rPr>
+        <w:t xml:space="preserve">· </w:t>
+      </w:r>
+      <w:r>
+        <w:rPr w:rFonts="맑은 고딕">
+          <w:rFonts w:ascii="맑은 고딕" w:hAnsi="맑은 고딕" w:eastAsia="맑은 고딕"/>
+          <w:b/>
+          <w:color w:val="1F2937"/>
+          <w:sz w:val="21"/>
+        </w:rPr>
+        <w:t xml:space="preserve">발매 정보: </w:t>
+      </w:r>
       <w:r>
         <w:rPr w:rFonts="맑은 고딕">
           <w:rFonts w:ascii="맑은 고딕" w:hAnsi="맑은 고딕" w:eastAsia="맑은 고딕"/>
           <w:b w:val="0"/>
           <w:sz w:val="21"/>
         </w:rPr>
-        <w:t>'Milva in Seoul'은 단순한 라이브 및 기념 음반을 넘어, 1970년대 한국 대중문화사에서 서구 월드 뮤직이 차지했던 위상과 아날로그 시대의 낭만을 오롯이 증언하는 귀중한 음향 유산입니다. LP 특유의 따뜻하고 풍성한 텍스처는 밀바의 깊고 밀도 높은 음성을 한층 더 입체적으로 살려주며, 바이닐의 바늘이 회전할 때 흐르는 묵직한 울림은 지중해의 열정과 고독을 안방 극장으로 온전히 재현해 냅니다.</w:t>
+        <w:t>1970년대 밀바의 기념비적인 내한 공연의 벅찬 감동을 영구히 보존하고자 한국의 라이선스 레이블을 통해 정식 기획·발매된 특별 라이브/기념 음반입니다.</w:t>
+      </w:r>
+    </w:p>
+    <w:p>
+      <w:pPr>
+        <w:spacing w:line="324" w:lineRule="auto" w:after="80"/>
+      </w:pPr>
+      <w:r>
+        <w:rPr w:rFonts="맑은 고딕">
+          <w:rFonts w:ascii="맑은 고딕" w:hAnsi="맑은 고딕" w:eastAsia="맑은 고딕"/>
+          <w:b w:val="0"/>
+          <w:color w:val="6B7280"/>
+          <w:sz w:val="21"/>
+        </w:rPr>
+        <w:t xml:space="preserve">· </w:t>
+      </w:r>
+      <w:r>
+        <w:rPr w:rFonts="맑은 고딕">
+          <w:rFonts w:ascii="맑은 고딕" w:hAnsi="맑은 고딕" w:eastAsia="맑은 고딕"/>
+          <w:b/>
+          <w:color w:val="1F2937"/>
+          <w:sz w:val="21"/>
+        </w:rPr>
+        <w:t xml:space="preserve">LP 인기도(판매량): </w:t>
+      </w:r>
+      <w:r>
+        <w:rPr w:rFonts="맑은 고딕">
+          <w:rFonts w:ascii="맑은 고딕" w:hAnsi="맑은 고딕" w:eastAsia="맑은 고딕"/>
+          <w:b w:val="0"/>
+          <w:sz w:val="21"/>
+        </w:rPr>
+        <w:t>발매 직후 당시 교유하던 문청들과 음악다방 애호가들 사이에서 폭발적인 반응을 얻으며 장기 스테디셀러를 기록하였고, 국내 수입·라이선스 음반 시장에서 칸초네 붐을 주도했습니다.</w:t>
+      </w:r>
+    </w:p>
+    <w:p>
+      <w:pPr>
+        <w:spacing w:line="324" w:lineRule="auto" w:after="80"/>
+      </w:pPr>
+      <w:r>
+        <w:rPr w:rFonts="맑은 고딕">
+          <w:rFonts w:ascii="맑은 고딕" w:hAnsi="맑은 고딕" w:eastAsia="맑은 고딕"/>
+          <w:b w:val="0"/>
+          <w:color w:val="6B7280"/>
+          <w:sz w:val="21"/>
+        </w:rPr>
+        <w:t xml:space="preserve">· </w:t>
+      </w:r>
+      <w:r>
+        <w:rPr w:rFonts="맑은 고딕">
+          <w:rFonts w:ascii="맑은 고딕" w:hAnsi="맑은 고딕" w:eastAsia="맑은 고딕"/>
+          <w:b/>
+          <w:color w:val="1F2937"/>
+          <w:sz w:val="21"/>
+        </w:rPr>
+        <w:t xml:space="preserve">각종 수상경력: </w:t>
+      </w:r>
+      <w:r>
+        <w:rPr w:rFonts="맑은 고딕">
+          <w:rFonts w:ascii="맑은 고딕" w:hAnsi="맑은 고딕" w:eastAsia="맑은 고딕"/>
+          <w:b w:val="0"/>
+          <w:sz w:val="21"/>
+        </w:rPr>
+        <w:t>이탈리아 산레모 가요제 최다 출전 기록과 더불어, 이탈리아 공화국 공로 훈장, 프랑스 예술문화훈장, 독일 연방공로십자훈장을 수훈하며 유럽 문화계의 거장으로 공인받은 그녀의 독보적인 예술혼이 투영되어 있습니다.</w:t>
+      </w:r>
+    </w:p>
+    <w:p>
+      <w:pPr>
+        <w:spacing w:line="324" w:lineRule="auto" w:before="200" w:after="80"/>
+      </w:pPr>
+      <w:r>
+        <w:rPr w:rFonts="맑은 고딕">
+          <w:rFonts w:ascii="맑은 고딕" w:hAnsi="맑은 고딕" w:eastAsia="맑은 고딕"/>
+          <w:b/>
+          <w:color w:val="1E3A8A"/>
+          <w:sz w:val="24"/>
+        </w:rPr>
+        <w:t>2. 아티스트 정보</w:t>
+      </w:r>
+    </w:p>
+    <w:p>
+      <w:pPr>
+        <w:spacing w:line="324" w:lineRule="auto" w:after="80"/>
+      </w:pPr>
+      <w:r>
+        <w:rPr w:rFonts="맑은 고딕">
+          <w:rFonts w:ascii="맑은 고딕" w:hAnsi="맑은 고딕" w:eastAsia="맑은 고딕"/>
+          <w:b w:val="0"/>
+          <w:color w:val="6B7280"/>
+          <w:sz w:val="21"/>
+        </w:rPr>
+        <w:t xml:space="preserve">· </w:t>
+      </w:r>
+      <w:r>
+        <w:rPr w:rFonts="맑은 고딕">
+          <w:rFonts w:ascii="맑은 고딕" w:hAnsi="맑은 고딕" w:eastAsia="맑은 고딕"/>
+          <w:b/>
+          <w:color w:val="1F2937"/>
+          <w:sz w:val="21"/>
+        </w:rPr>
+        <w:t xml:space="preserve">국적: </w:t>
+      </w:r>
+      <w:r>
+        <w:rPr w:rFonts="맑은 고딕">
+          <w:rFonts w:ascii="맑은 고딕" w:hAnsi="맑은 고딕" w:eastAsia="맑은 고딕"/>
+          <w:b w:val="0"/>
+          <w:sz w:val="21"/>
+        </w:rPr>
+        <w:t>이탈리아 (Italy)</w:t>
+      </w:r>
+    </w:p>
+    <w:p>
+      <w:pPr>
+        <w:spacing w:line="324" w:lineRule="auto" w:after="80"/>
+      </w:pPr>
+      <w:r>
+        <w:rPr w:rFonts="맑은 고딕">
+          <w:rFonts w:ascii="맑은 고딕" w:hAnsi="맑은 고딕" w:eastAsia="맑은 고딕"/>
+          <w:b w:val="0"/>
+          <w:color w:val="6B7280"/>
+          <w:sz w:val="21"/>
+        </w:rPr>
+        <w:t xml:space="preserve">· </w:t>
+      </w:r>
+      <w:r>
+        <w:rPr w:rFonts="맑은 고딕">
+          <w:rFonts w:ascii="맑은 고딕" w:hAnsi="맑은 고딕" w:eastAsia="맑은 고딕"/>
+          <w:b/>
+          <w:color w:val="1F2937"/>
+          <w:sz w:val="21"/>
+        </w:rPr>
+        <w:t xml:space="preserve">생몰년도: </w:t>
+      </w:r>
+      <w:r>
+        <w:rPr w:rFonts="맑은 고딕">
+          <w:rFonts w:ascii="맑은 고딕" w:hAnsi="맑은 고딕" w:eastAsia="맑은 고딕"/>
+          <w:b w:val="0"/>
+          <w:sz w:val="21"/>
+        </w:rPr>
+        <w:t>1939년 ~ 2021년</w:t>
+      </w:r>
+    </w:p>
+    <w:p>
+      <w:pPr>
+        <w:spacing w:line="324" w:lineRule="auto" w:after="80"/>
+      </w:pPr>
+      <w:r>
+        <w:rPr w:rFonts="맑은 고딕">
+          <w:rFonts w:ascii="맑은 고딕" w:hAnsi="맑은 고딕" w:eastAsia="맑은 고딕"/>
+          <w:b w:val="0"/>
+          <w:color w:val="6B7280"/>
+          <w:sz w:val="21"/>
+        </w:rPr>
+        <w:t xml:space="preserve">· </w:t>
+      </w:r>
+      <w:r>
+        <w:rPr w:rFonts="맑은 고딕">
+          <w:rFonts w:ascii="맑은 고딕" w:hAnsi="맑은 고딕" w:eastAsia="맑은 고딕"/>
+          <w:b/>
+          <w:color w:val="1F2937"/>
+          <w:sz w:val="21"/>
+        </w:rPr>
+        <w:t xml:space="preserve">그룹 소속: </w:t>
+      </w:r>
+      <w:r>
+        <w:rPr w:rFonts="맑은 고딕">
+          <w:rFonts w:ascii="맑은 고딕" w:hAnsi="맑은 고딕" w:eastAsia="맑은 고딕"/>
+          <w:b w:val="0"/>
+          <w:sz w:val="21"/>
+        </w:rPr>
+        <w:t>솔로 (Solo)</w:t>
+      </w:r>
+    </w:p>
+    <w:p>
+      <w:pPr>
+        <w:spacing w:line="324" w:lineRule="auto" w:after="80"/>
+      </w:pPr>
+      <w:r>
+        <w:rPr w:rFonts="맑은 고딕">
+          <w:rFonts w:ascii="맑은 고딕" w:hAnsi="맑은 고딕" w:eastAsia="맑은 고딕"/>
+          <w:b w:val="0"/>
+          <w:color w:val="6B7280"/>
+          <w:sz w:val="21"/>
+        </w:rPr>
+        <w:t xml:space="preserve">· </w:t>
+      </w:r>
+      <w:r>
+        <w:rPr w:rFonts="맑은 고딕">
+          <w:rFonts w:ascii="맑은 고딕" w:hAnsi="맑은 고딕" w:eastAsia="맑은 고딕"/>
+          <w:b/>
+          <w:color w:val="1F2937"/>
+          <w:sz w:val="21"/>
+        </w:rPr>
+        <w:t xml:space="preserve">아티스트 소개: </w:t>
+      </w:r>
+      <w:r>
+        <w:rPr w:rFonts="맑은 고딕">
+          <w:rFonts w:ascii="맑은 고딕" w:hAnsi="맑은 고딕" w:eastAsia="맑은 고딕"/>
+          <w:b w:val="0"/>
+          <w:sz w:val="21"/>
+        </w:rPr>
+        <w:t>'라 로사(La Rossa, 붉은 머리)'라는 찬란한 별칭으로 불린 밀바는 칸초네 대중가요의 영역을 넘어 아스토르 피아졸라와의 누에보 탱고 협업, 브레히트 연극 음악의 탁월한 해석자로 군림한 20세기 유럽 최고의 드라마틱 보컬리스트입니다. 풍부한 콘트랄토(Contralto) 음역대를 바탕으로 뿜어내는 압도적인 성량과 비극적인 감정 표현력은 팝 음악사에서 대체 불가능한 위상을 차지하고 있습니다.</w:t>
+      </w:r>
+    </w:p>
+    <w:p>
+      <w:pPr>
+        <w:spacing w:line="324" w:lineRule="auto" w:before="200" w:after="80"/>
+      </w:pPr>
+      <w:r>
+        <w:rPr w:rFonts="맑은 고딕">
+          <w:rFonts w:ascii="맑은 고딕" w:hAnsi="맑은 고딕" w:eastAsia="맑은 고딕"/>
+          <w:b/>
+          <w:color w:val="1E3A8A"/>
+          <w:sz w:val="24"/>
+        </w:rPr>
+        <w:t>3. 음반 상세 분석</w:t>
+      </w:r>
+    </w:p>
+    <w:p>
+      <w:pPr>
+        <w:spacing w:line="324" w:lineRule="auto" w:after="80"/>
+      </w:pPr>
+      <w:r>
+        <w:rPr w:rFonts="맑은 고딕">
+          <w:rFonts w:ascii="맑은 고딕" w:hAnsi="맑은 고딕" w:eastAsia="맑은 고딕"/>
+          <w:b w:val="0"/>
+          <w:color w:val="6B7280"/>
+          <w:sz w:val="21"/>
+        </w:rPr>
+        <w:t xml:space="preserve">· </w:t>
+      </w:r>
+      <w:r>
+        <w:rPr w:rFonts="맑은 고딕">
+          <w:rFonts w:ascii="맑은 고딕" w:hAnsi="맑은 고딕" w:eastAsia="맑은 고딕"/>
+          <w:b/>
+          <w:color w:val="1F2937"/>
+          <w:sz w:val="21"/>
+        </w:rPr>
+        <w:t xml:space="preserve">역사적 위치: </w:t>
+      </w:r>
+      <w:r>
+        <w:rPr w:rFonts="맑은 고딕">
+          <w:rFonts w:ascii="맑은 고딕" w:hAnsi="맑은 고딕" w:eastAsia="맑은 고딕"/>
+          <w:b w:val="0"/>
+          <w:sz w:val="21"/>
+        </w:rPr>
+        <w:t>서구 팝 음악의 수용기였던 당시 대한민국 공연 문화사에서 세계 정상급 디바의 라이브 역량이 가감 없이 담긴 독보적인 아카이브입니다. 밀바라는 위대한 가희가 한국 청중과 직접 호흡하며 언어의 장벽을 허물고 순수한 영혼의 울림만으로 객석을 장악했던 순간을 포착한 최고의 음악사적 유산입니다.</w:t>
+      </w:r>
+    </w:p>
+    <w:p>
+      <w:pPr>
+        <w:spacing w:line="324" w:lineRule="auto" w:after="80"/>
+      </w:pPr>
+      <w:r>
+        <w:rPr w:rFonts="맑은 고딕">
+          <w:rFonts w:ascii="맑은 고딕" w:hAnsi="맑은 고딕" w:eastAsia="맑은 고딕"/>
+          <w:b w:val="0"/>
+          <w:color w:val="6B7280"/>
+          <w:sz w:val="21"/>
+        </w:rPr>
+        <w:t xml:space="preserve">· </w:t>
+      </w:r>
+      <w:r>
+        <w:rPr w:rFonts="맑은 고딕">
+          <w:rFonts w:ascii="맑은 고딕" w:hAnsi="맑은 고딕" w:eastAsia="맑은 고딕"/>
+          <w:b/>
+          <w:color w:val="1F2937"/>
+          <w:sz w:val="21"/>
+        </w:rPr>
+        <w:t xml:space="preserve">시대의 흔적(스토리텔링): </w:t>
+      </w:r>
+      <w:r>
+        <w:rPr w:rFonts="맑은 고딕">
+          <w:rFonts w:ascii="맑은 고딕" w:hAnsi="맑은 고딕" w:eastAsia="맑은 고딕"/>
+          <w:b w:val="0"/>
+          <w:sz w:val="21"/>
+        </w:rPr>
+        <w:t>1970-80년대 명동과 종로 일대의 어두컴컴한 음악다방, 뿌연 담배 연기 속에서 청춘들은 그녀의 웅장하면서도 서글픈 목소리에 위로를 받았습니다. 암울하고 억압적인 시대적 공기 속에서 밀바가 선사한 애절한 선율은 당대 젊은이들의 가슴속에 낭만과 자유에 대한 갈망의 불씨를 지펴준 정서적 도피처이자 치유의 묘약이었습니다.</w:t>
+      </w:r>
+    </w:p>
+    <w:p>
+      <w:pPr>
+        <w:spacing w:line="324" w:lineRule="auto" w:before="200" w:after="80"/>
+      </w:pPr>
+      <w:r>
+        <w:rPr w:rFonts="맑은 고딕">
+          <w:rFonts w:ascii="맑은 고딕" w:hAnsi="맑은 고딕" w:eastAsia="맑은 고딕"/>
+          <w:b/>
+          <w:color w:val="1E3A8A"/>
+          <w:sz w:val="24"/>
+        </w:rPr>
+        <w:t>4. 주요 수록곡 및 감상 제언</w:t>
+      </w:r>
+    </w:p>
+    <w:p>
+      <w:pPr>
+        <w:spacing w:line="324" w:lineRule="auto" w:after="80"/>
+      </w:pPr>
+      <w:r>
+        <w:rPr w:rFonts="맑은 고딕">
+          <w:rFonts w:ascii="맑은 고딕" w:hAnsi="맑은 고딕" w:eastAsia="맑은 고딕"/>
+          <w:b w:val="0"/>
+          <w:color w:val="6B7280"/>
+          <w:sz w:val="21"/>
+        </w:rPr>
+        <w:t xml:space="preserve">· </w:t>
+      </w:r>
+      <w:r>
+        <w:rPr w:rFonts="맑은 고딕">
+          <w:rFonts w:ascii="맑은 고딕" w:hAnsi="맑은 고딕" w:eastAsia="맑은 고딕"/>
+          <w:b/>
+          <w:color w:val="1F2937"/>
+          <w:sz w:val="21"/>
+        </w:rPr>
+        <w:t xml:space="preserve">주요 수록곡 특징: </w:t>
+      </w:r>
+      <w:r>
+        <w:rPr w:rFonts="맑은 고딕">
+          <w:rFonts w:ascii="맑은 고딕" w:hAnsi="맑은 고딕" w:eastAsia="맑은 고딕"/>
+          <w:b w:val="0"/>
+          <w:sz w:val="21"/>
+        </w:rPr>
+        <w:t>국내 팬들에게 불멸의 사랑을 받은 'L'immensità(눈물 속에 피는 꽃)'의 장엄한 서사와 'Aria di Festa(축제의 밤)', 'Nessuno di Voi(서글픈 사랑)' 등에서 터져 나오는 폭풍 같은 클라이맥스는 그녀의 무대 장악력을 여실히 증명합니다. 특히 객석의 숨소리마저 멎게 만드는 절절한 비브라토와 마이크를 뚫고 나오는 원초적인 발성은 라이브 음반만이 줄 수 있는 극한의 희열을 안겨줍니다.</w:t>
+      </w:r>
+    </w:p>
+    <w:p>
+      <w:pPr>
+        <w:spacing w:line="324" w:lineRule="auto" w:after="80"/>
+      </w:pPr>
+      <w:r>
+        <w:rPr w:rFonts="맑은 고딕">
+          <w:rFonts w:ascii="맑은 고딕" w:hAnsi="맑은 고딕" w:eastAsia="맑은 고딕"/>
+          <w:b w:val="0"/>
+          <w:color w:val="6B7280"/>
+          <w:sz w:val="21"/>
+        </w:rPr>
+        <w:t xml:space="preserve">· </w:t>
+      </w:r>
+      <w:r>
+        <w:rPr w:rFonts="맑은 고딕">
+          <w:rFonts w:ascii="맑은 고딕" w:hAnsi="맑은 고딕" w:eastAsia="맑은 고딕"/>
+          <w:b/>
+          <w:color w:val="1F2937"/>
+          <w:sz w:val="21"/>
+        </w:rPr>
+        <w:t xml:space="preserve">빈티지 감상 제언: </w:t>
+      </w:r>
+      <w:r>
+        <w:rPr w:rFonts="맑은 고딕">
+          <w:rFonts w:ascii="맑은 고딕" w:hAnsi="맑은 고딕" w:eastAsia="맑은 고딕"/>
+          <w:b w:val="0"/>
+          <w:sz w:val="21"/>
+        </w:rPr>
+        <w:t>진공관 앰프의 온기가 충분히 오른 후, 중역대의 밀도감이 뛰어난 카트리지를 통해 감상하시길 권합니다. 아날로그 바이닐의 미세한 소리골을 타고 흐르는 밀바의 묵직한 중저음과 날카로운 고역의 대비, 그리고 홀톤의 자연스러운 잔향은 디지털 매체가 결코 흉내 낼 수 없는 극장 1열의 현장감을 오롯이 재현해 냅니다.</w:t>
+      </w:r>
+    </w:p>
+    <w:p>
+      <w:pPr>
+        <w:spacing w:line="324" w:lineRule="auto" w:after="80"/>
+      </w:pPr>
+      <w:r>
+        <w:rPr w:rFonts="맑은 고딕">
+          <w:rFonts w:ascii="맑은 고딕" w:hAnsi="맑은 고딕" w:eastAsia="맑은 고딕"/>
+          <w:b w:val="0"/>
+          <w:color w:val="6B7280"/>
+          <w:sz w:val="21"/>
+        </w:rPr>
+        <w:t xml:space="preserve">· </w:t>
+      </w:r>
+      <w:r>
+        <w:rPr w:rFonts="맑은 고딕">
+          <w:rFonts w:ascii="맑은 고딕" w:hAnsi="맑은 고딕" w:eastAsia="맑은 고딕"/>
+          <w:b/>
+          <w:color w:val="1F2937"/>
+          <w:sz w:val="21"/>
+        </w:rPr>
+        <w:t xml:space="preserve">소장 가치: </w:t>
+      </w:r>
+      <w:r>
+        <w:rPr w:rFonts="맑은 고딕">
+          <w:rFonts w:ascii="맑은 고딕" w:hAnsi="맑은 고딕" w:eastAsia="맑은 고딕"/>
+          <w:b w:val="0"/>
+          <w:sz w:val="21"/>
+        </w:rPr>
+        <w:t>밀바의 수많은 세계 디스코그래피 중에서도 오직 한국 관객과의 뜨거운 호흡 속에서 탄생한 희귀반이자 정서적 가치가 매우 높은 수작입니다. 한국 LP 문화의 황금기를 대변하는 역사적 가치와 탁월한 음향적 완성도를 겸비하여, 정통 아날로그 컬렉터라면 반드시 턴테이블 곁에 꽂아두어야 할 명반입니다.</w:t>
+      </w:r>
+    </w:p>
+    <w:p>
+      <w:pPr>
+        <w:spacing w:line="324" w:lineRule="auto" w:after="120" w:before="160"/>
+      </w:pPr>
+      <w:r>
+        <w:rPr w:rFonts="맑은 고딕">
+          <w:rFonts w:ascii="맑은 고딕" w:hAnsi="맑은 고딕" w:eastAsia="맑은 고딕"/>
+          <w:b/>
+          <w:color w:val="4338CA"/>
+          <w:sz w:val="21"/>
+        </w:rPr>
+        <w:t>이 음반을 통해 지중해의 뜨거운 열정과 고혹적인 우수가 서울의 밤하늘 아래서 전해주는 감동을 다시 한번 경험해 보시는 것은 어떨까요?</w:t>
       </w:r>
     </w:p>
     <w:sectPr>
       <w:pgSz w:w="12240" w:h="15840"/>
-      <w:pgMar w:top="1440" w:right="1440" w:bottom="1440" w:left="1440" w:header="720" w:footer="720" w:gutter="0"/>
+      <w:pgMar w:top="1152" w:right="1296" w:bottom="1152" w:left="1296" w:header="720" w:footer="720" w:gutter="0"/>
       <w:cols w:space="720"/>
       <w:docGrid w:linePitch="360"/>
     </w:sectPr>

--- a/word_reports/LP_0244_위치_236_Milva_Milva in Seoul.docx
+++ b/word_reports/LP_0244_위치_236_Milva_Milva in Seoul.docx
@@ -32,7 +32,7 @@
     </w:p>
     <w:p>
       <w:pPr>
-        <w:spacing w:line="324" w:lineRule="auto" w:before="80" w:after="160"/>
+        <w:spacing w:line="324" w:lineRule="auto" w:before="80" w:after="120"/>
       </w:pPr>
       <w:r>
         <w:rPr w:rFonts="맑은 고딕">
@@ -42,13 +42,6 @@
           <w:sz w:val="22"/>
         </w:rPr>
         <w:t xml:space="preserve">[음반 소개] </w:t>
-      </w:r>
-      <w:r>
-        <w:rPr w:rFonts="맑은 고딕">
-          <w:rFonts w:ascii="맑은 고딕" w:hAnsi="맑은 고딕" w:eastAsia="맑은 고딕"/>
-          <w:b w:val="0"/>
-          <w:sz w:val="21"/>
-        </w:rPr>
       </w:r>
     </w:p>
     <w:p>
@@ -61,7 +54,33 @@
           <w:b w:val="0"/>
           <w:sz w:val="21"/>
         </w:rPr>
-        <w:t>붉은 갈기의 프리마돈나, 밀바(Milva)가 토해내는 지중해의 태양과 비장미가 대한민국 서울의 무대 위에서 찬란하게 개화한 역사적인 실황의 기록입니다. 칸초네 특유의 폭발적인 성량과 베르톨트 브레히트의 서사극에서 단련된 깊은 내면의 연극적 호흡이 한데 어우러져, 듣는 이의 영혼을 단숨에 전율케 합니다. 한국인이 지닌 특유의 정서적 '한(恨)'과 이탈리아 남부의 처연한 멜로드라마가 완벽한 조화를 이루며 국경을 초월한 음악적 교감을 이룩해 낸 기념비적인 명반입니다.</w:t>
+        <w:t>지중해의 푸른 열정과 대륙의 서늘한 비장미를 동시에 품은 이탈리아의 전설적인 디바, 밀바(Milva)가 대한민국 서울의 무대 위에서 토해낸 절창의 기록입니다. 1972년 첫 내한 이래 한국인이 가장 뜨겁게 사랑한 칸초네의 여왕 밀바는, 특유의 불꽃처럼 타오르는 붉은 머리칼만큼이나 강렬하고 짙은 페이소스의 음색으로 이 땅의 수많은 음악 애호가들의 가슴을 뒤흔들었습니다. 본 음반은 낯선 동방의 관객들과 완벽한 예술적 교감을 이루어낸 역사적 순간을 고스란히 담아낸 실황 및 기념반으로, 당대 한국 대중음악계에 유럽 정통 성악과 포크, 팝이 결합된 아트 칸초네의 진수를 아로새긴 불멸의 이정표입니다.</w:t>
+      </w:r>
+    </w:p>
+    <w:p>
+      <w:pPr>
+        <w:spacing w:line="324" w:lineRule="auto" w:after="120"/>
+      </w:pPr>
+      <w:r>
+        <w:rPr w:rFonts="맑은 고딕">
+          <w:rFonts w:ascii="맑은 고딕" w:hAnsi="맑은 고딕" w:eastAsia="맑은 고딕"/>
+          <w:b w:val="0"/>
+          <w:sz w:val="21"/>
+        </w:rPr>
+        <w:t>밀바는 단순한 대중가수라는 범주를 훌쩍 뛰어넘어, 베르톨트 브레히트의 서사극 음악부터 아스토르 피아졸라의 누에보 탱고, 엔니오 모리코네의 시네마 음악에 이르기까지 폭넓은 예술적 스펙트럼을 소화해 낸 지성파 보컬리스트였습니다. 그녀가 서울의 공기 속에서 울려 퍼뜨린 음성에는 인간 실존의 근원적인 고독과 슬픔, 그리고 그것을 온몸으로 돌파해 내는 숭고한 생명력이 깃들어 있습니다. 언어와 국경의 장벽은 그녀가 쏟아내는 드라마틱한 가창력과 섬세한 감정의 굴곡 앞에서 무력하게 허물어졌으며, 객석을 가득 메운 이들은 한 편의 거대한 비극 오페라를 마주한 듯 깊은 전율에 젖어 들었습니다.</w:t>
+      </w:r>
+    </w:p>
+    <w:p>
+      <w:pPr>
+        <w:spacing w:line="324" w:lineRule="auto" w:after="120"/>
+      </w:pPr>
+      <w:r>
+        <w:rPr w:rFonts="맑은 고딕">
+          <w:rFonts w:ascii="맑은 고딕" w:hAnsi="맑은 고딕" w:eastAsia="맑은 고딕"/>
+          <w:b w:val="0"/>
+          <w:sz w:val="21"/>
+        </w:rPr>
+        <w:t>특히 본 앨범에는 이탈리아 본토의 서정이 짙게 밴 명곡들뿐만 아니라, 이역만리 한국 청중을 위해 깊은 공경의 마음을 담아 부른 한국 가곡 '보리밭' 등이 수록되어 있어 더욱 각별한 울림을 줍니다. 한국 특유의 '한(恨)'의 정서와 이탈리아 남부의 비장한 '비탄'이 절묘하게 맞닿아 피워낸 이 음악적 꽃은, 반세기가 흐른 지금까지도 바래지 않는 묵직한 감동을 선사합니다. 시대의 격랑 속에서 순수한 위로와 낭만을 갈구하던 당대 청년들의 가슴에 뜨거운 불씨를 지폈던 이 음반은, 진정한 예술적 교감이 무엇인가를 명징하게 웅변하는 클래식 팝 역사의 고귀한 유산입니다.</w:t>
       </w:r>
     </w:p>
     <w:p>
@@ -168,7 +187,7 @@
           <w:b w:val="0"/>
           <w:sz w:val="21"/>
         </w:rPr>
-        <w:t>1970년대 밀바의 기념비적인 내한 공연의 벅찬 감동을 영구히 보존하고자 한국의 라이선스 레이블을 통해 정식 기획·발매된 특별 라이브/기념 음반입니다.</w:t>
+        <w:t>1970년대 밀바의 기념비적인 내한 공연의 감동과 한국 팬들을 향한 헌정을 기리기 위해 국내 라이선스 기획으로 제작·발매된 역사적 명반</w:t>
       </w:r>
     </w:p>
     <w:p>
@@ -199,7 +218,7 @@
           <w:b w:val="0"/>
           <w:sz w:val="21"/>
         </w:rPr>
-        <w:t>발매 직후 당시 교유하던 문청들과 음악다방 애호가들 사이에서 폭발적인 반응을 얻으며 장기 스테디셀러를 기록하였고, 국내 수입·라이선스 음반 시장에서 칸초네 붐을 주도했습니다.</w:t>
+        <w:t>발매 직후 국내 클래식 및 팝 애호가들의 열화와 같은 성원 속에 장기 베스트셀러를 기록하며 감상실과 라디오 방송가를 장악</w:t>
       </w:r>
     </w:p>
     <w:p>
@@ -230,7 +249,7 @@
           <w:b w:val="0"/>
           <w:sz w:val="21"/>
         </w:rPr>
-        <w:t>이탈리아 산레모 가요제 최다 출전 기록과 더불어, 이탈리아 공화국 공로 훈장, 프랑스 예술문화훈장, 독일 연방공로십자훈장을 수훈하며 유럽 문화계의 거장으로 공인받은 그녀의 독보적인 예술혼이 투영되어 있습니다.</w:t>
+        <w:t>이탈리아 산레모 가요제 최다 출전 및 공로 인정, 프랑스 레지옹 도뇌르 훈장 및 독일 연방공로훈장 등 유럽 3개국 문화훈장을 수훈한 거장의 절정기 예술혼이 공인된 음반</w:t>
       </w:r>
     </w:p>
     <w:p>
@@ -306,7 +325,7 @@
           <w:b w:val="0"/>
           <w:sz w:val="21"/>
         </w:rPr>
-        <w:t>1939년 ~ 2021년</w:t>
+        <w:t>1939년 7월 17일 ~ 2021년 4월 23일</w:t>
       </w:r>
     </w:p>
     <w:p>
@@ -368,7 +387,7 @@
           <w:b w:val="0"/>
           <w:sz w:val="21"/>
         </w:rPr>
-        <w:t>'라 로사(La Rossa, 붉은 머리)'라는 찬란한 별칭으로 불린 밀바는 칸초네 대중가요의 영역을 넘어 아스토르 피아졸라와의 누에보 탱고 협업, 브레히트 연극 음악의 탁월한 해석자로 군림한 20세기 유럽 최고의 드라마틱 보컬리스트입니다. 풍부한 콘트랄토(Contralto) 음역대를 바탕으로 뿜어내는 압도적인 성량과 비극적인 감정 표현력은 팝 음악사에서 대체 불가능한 위상을 차지하고 있습니다.</w:t>
+        <w:t>'붉은 여왕(La Rossa)'이라는 찬란한 별칭으로 불린 이탈리아의 국보급 대가수입니다. 대중 칸초네를 넘어 브레히트 연극 음악과 탱고 등 순수 예술의 경계를 자유로이 넘나들며 세계 팝 역사상 가장 드라마틱하고 지적인 음성을 남긴 보컬리스트로 추앙받습니다.</w:t>
       </w:r>
     </w:p>
     <w:p>
@@ -413,7 +432,7 @@
           <w:b w:val="0"/>
           <w:sz w:val="21"/>
         </w:rPr>
-        <w:t>서구 팝 음악의 수용기였던 당시 대한민국 공연 문화사에서 세계 정상급 디바의 라이브 역량이 가감 없이 담긴 독보적인 아카이브입니다. 밀바라는 위대한 가희가 한국 청중과 직접 호흡하며 언어의 장벽을 허물고 순수한 영혼의 울림만으로 객석을 장악했던 순간을 포착한 최고의 음악사적 유산입니다.</w:t>
+        <w:t>서구 팝의 조류 속에서 상대적으로 생소했던 정통 유럽 칸초네를 한국 대중문화의 중심으로 견인한 결정적 앨범입니다. 빼어난 가창력과 문학적 깊이가 완벽한 하모니를 이루어, 크로스오버 보컬 음악이 도달할 수 있는 미학적 정점을 보여준 걸작으로 평가받습니다.</w:t>
       </w:r>
     </w:p>
     <w:p>
@@ -444,7 +463,7 @@
           <w:b w:val="0"/>
           <w:sz w:val="21"/>
         </w:rPr>
-        <w:t>1970-80년대 명동과 종로 일대의 어두컴컴한 음악다방, 뿌연 담배 연기 속에서 청춘들은 그녀의 웅장하면서도 서글픈 목소리에 위로를 받았습니다. 암울하고 억압적인 시대적 공기 속에서 밀바가 선사한 애절한 선율은 당대 젊은이들의 가슴속에 낭만과 자유에 대한 갈망의 불씨를 지펴준 정서적 도피처이자 치유의 묘약이었습니다.</w:t>
+        <w:t>암울하고 억압적이었던 1970년대의 한국 사회에서, 밀바의 비장하고 낭만적인 목소리는 당대 청년 지식인들과 클래식 애호가들에게 영혼의 탈출구이자 깊은 서정적 구원이었습니다. 종로와 명동의 음악감상실마다 그녀의 울부짖는 듯한 절창이 울려 퍼지며 청춘들의 문화적 낭만을 위로했던 시대의 초상이 오롯이 담겨 있습니다.</w:t>
       </w:r>
     </w:p>
     <w:p>
@@ -489,7 +508,7 @@
           <w:b w:val="0"/>
           <w:sz w:val="21"/>
         </w:rPr>
-        <w:t>국내 팬들에게 불멸의 사랑을 받은 'L'immensità(눈물 속에 피는 꽃)'의 장엄한 서사와 'Aria di Festa(축제의 밤)', 'Nessuno di Voi(서글픈 사랑)' 등에서 터져 나오는 폭풍 같은 클라이맥스는 그녀의 무대 장악력을 여실히 증명합니다. 특히 객석의 숨소리마저 멎게 만드는 절절한 비브라토와 마이크를 뚫고 나오는 원초적인 발성은 라이브 음반만이 줄 수 있는 극한의 희열을 안겨줍니다.</w:t>
+        <w:t>한국 팬들에게 헌정한 한국 가곡 '보리밭'은 그녀 특유의 웅장한 비브라토와 정확한 딕션, 깊은 애수를 담아내어 원곡을 뛰어넘는 벅찬 감동을 자아냅니다. 아울러 'L'Immensità(눈물 속에 피는 꽃)', 'Aria Di Festa' 등 밀바를 상징하는 시그니처 트랙들은 특유의 폭발적인 성량과 비장미 넘치는 드라마틱한 해석으로 청자의 숨을 멎게 합니다.</w:t>
       </w:r>
     </w:p>
     <w:p>
@@ -520,7 +539,7 @@
           <w:b w:val="0"/>
           <w:sz w:val="21"/>
         </w:rPr>
-        <w:t>진공관 앰프의 온기가 충분히 오른 후, 중역대의 밀도감이 뛰어난 카트리지를 통해 감상하시길 권합니다. 아날로그 바이닐의 미세한 소리골을 타고 흐르는 밀바의 묵직한 중저음과 날카로운 고역의 대비, 그리고 홀톤의 자연스러운 잔향은 디지털 매체가 결코 흉내 낼 수 없는 극장 1열의 현장감을 오롯이 재현해 냅니다.</w:t>
+        <w:t>밀바의 강렬한 중저음 체스트 보이스와 치솟는 고음역의 다이내믹 레인지는 아날로그 LP를 통해 들을 때 비로소 그 진가를 온전히 드러냅니다. 따뜻한 음색을 지닌 다극 진공관 앰프와 중음역이 탄탄한 빈티지 혼 스피커를 매칭하여 감상하면, 카네기홀과 이화여대 대강당의 홀 톤이 눈앞에 펼쳐지듯 무대의 현장감과 그녀의 숨결 하나까지 생생하게 마주할 수 있습니다.</w:t>
       </w:r>
     </w:p>
     <w:p>
@@ -551,7 +570,7 @@
           <w:b w:val="0"/>
           <w:sz w:val="21"/>
         </w:rPr>
-        <w:t>밀바의 수많은 세계 디스코그래피 중에서도 오직 한국 관객과의 뜨거운 호흡 속에서 탄생한 희귀반이자 정서적 가치가 매우 높은 수작입니다. 한국 LP 문화의 황금기를 대변하는 역사적 가치와 탁월한 음향적 완성도를 겸비하여, 정통 아날로그 컬렉터라면 반드시 턴테이블 곁에 꽂아두어야 할 명반입니다.</w:t>
+        <w:t>세계적인 디바가 한국의 관객과 호흡하며 빚어낸 흔치 않은 역사적 실황/기획 기록물로서, 한국 대중음악 수용사와 칸초네사 모두에서 대단히 높은 희소성과 학술적·예술적 소장 가치를 지닙니다.</w:t>
       </w:r>
     </w:p>
     <w:p>
@@ -565,7 +584,7 @@
           <w:color w:val="4338CA"/>
           <w:sz w:val="21"/>
         </w:rPr>
-        <w:t>이 음반을 통해 지중해의 뜨거운 열정과 고혹적인 우수가 서울의 밤하늘 아래서 전해주는 감동을 다시 한번 경험해 보시는 것은 어떨까요?</w:t>
+        <w:t>이 음반을 통해 반세기의 시간을 건너 전설의 붉은 여왕 밀바가 묵직한 아날로그 선율로 전해주는 감동을 다시 한번 경험해 보시는 것은 어떨까요?</w:t>
       </w:r>
     </w:p>
     <w:sectPr>
